--- a/corpus/docx/fields-raw.docx
+++ b/corpus/docx/fields-raw.docx
@@ -21,6 +21,25 @@
         </w:p>
       </w:sdtContent>
     </w:sdt>
+    <m:oMathPara xmlns:m="http://schemas.openxmlformats.org/officeDocument/2006/math">
+      <m:oMath>
+        <m:sSup>
+          <m:e>
+            <m:r>
+              <m:t>E</m:t>
+            </m:r>
+          </m:e>
+          <m:sup>
+            <m:r>
+              <m:t>2</m:t>
+            </m:r>
+          </m:sup>
+        </m:sSup>
+        <m:r>
+          <m:t> = m c</m:t>
+        </m:r>
+      </m:oMath>
+    </m:oMathPara>
     <w:p>
       <w:r>
         <w:fldChar w:fldCharType="begin"/>
